--- a/subject-program-library/programs/Hose-Reel-Holder-50-Period-Teaching-Program-v3.0-2027-Elective.docx
+++ b/subject-program-library/programs/Hose-Reel-Holder-50-Period-Teaching-Program-v3.0-2027-Elective.docx
@@ -497,6 +497,19 @@
       <w:r>
         <w:t xml:space="preserve"> | Current local practical procedures, issued project documents and formal assessment records remain controlling where applicable.</w:t>
       </w:r>
+      <w:r>
+        <w:t xml:space="preserve"> | </w:t>
+      </w:r>
+      <w:hyperlink r:id="rId29">
+        <w:r>
+          <w:rPr>
+            <w:rStyle w:val="Hyperlink"/>
+            <w:color w:val="0563C1"/>
+            <w:u w:val="single"/>
+          </w:rPr>
+          <w:t>Open the Hose Reel Holder course site</w:t>
+        </w:r>
+      </w:hyperlink>
     </w:p>
     <w:p>
       <w:pPr>
@@ -1271,16 +1284,26 @@
               <w:spacing w:before="0" w:after="0" w:line="240" w:lineRule="auto"/>
               <w:jc w:val="center"/>
             </w:pPr>
-            <w:r/>
-            <w:r>
-              <w:rPr>
-                <w:rFonts w:ascii="Aptos" w:hAnsi="Aptos"/>
-                <w:b w:val="0"/>
-                <w:color w:val="243229"/>
-                <w:sz w:val="19"/>
-              </w:rPr>
-              <w:t>Site/theory</w:t>
-            </w:r>
+            <w:hyperlink r:id="rId13">
+              <w:r>
+                <w:rPr>
+                  <w:rStyle w:val="Hyperlink"/>
+                  <w:color w:val="0563C1"/>
+                  <w:u w:val="single"/>
+                </w:rPr>
+              </w:r>
+              <w:r>
+                <w:rPr>
+                  <w:rStyle w:val="Hyperlink"/>
+                  <w:rFonts w:ascii="Aptos" w:hAnsi="Aptos"/>
+                  <w:b w:val="0"/>
+                  <w:color w:val="0563C1"/>
+                  <w:sz w:val="19"/>
+                  <w:u w:val="single"/>
+                </w:rPr>
+                <w:t>Site/theory</w:t>
+              </w:r>
+            </w:hyperlink>
           </w:p>
         </w:tc>
         <w:tc>
@@ -1293,16 +1316,26 @@
               <w:spacing w:before="0" w:after="0" w:line="240" w:lineRule="auto"/>
               <w:jc w:val="left"/>
             </w:pPr>
-            <w:r/>
-            <w:r>
-              <w:rPr>
-                <w:rFonts w:ascii="Aptos" w:hAnsi="Aptos"/>
-                <w:b w:val="0"/>
-                <w:color w:val="243229"/>
-                <w:sz w:val="19"/>
-              </w:rPr>
-              <w:t>Meet the project: function, users and constraints</w:t>
-            </w:r>
+            <w:hyperlink r:id="rId13">
+              <w:r>
+                <w:rPr>
+                  <w:rStyle w:val="Hyperlink"/>
+                  <w:color w:val="0563C1"/>
+                  <w:u w:val="single"/>
+                </w:rPr>
+              </w:r>
+              <w:r>
+                <w:rPr>
+                  <w:rStyle w:val="Hyperlink"/>
+                  <w:rFonts w:ascii="Aptos" w:hAnsi="Aptos"/>
+                  <w:b w:val="0"/>
+                  <w:color w:val="0563C1"/>
+                  <w:sz w:val="19"/>
+                  <w:u w:val="single"/>
+                </w:rPr>
+                <w:t>Meet the project: function, users and constraints</w:t>
+              </w:r>
+            </w:hyperlink>
           </w:p>
         </w:tc>
         <w:tc>
@@ -1410,16 +1443,26 @@
               <w:spacing w:before="0" w:after="0" w:line="240" w:lineRule="auto"/>
               <w:jc w:val="center"/>
             </w:pPr>
-            <w:r/>
-            <w:r>
-              <w:rPr>
-                <w:rFonts w:ascii="Aptos" w:hAnsi="Aptos"/>
-                <w:b w:val="0"/>
-                <w:color w:val="243229"/>
-                <w:sz w:val="19"/>
-              </w:rPr>
-              <w:t>Project/folio</w:t>
-            </w:r>
+            <w:hyperlink r:id="rId14">
+              <w:r>
+                <w:rPr>
+                  <w:rStyle w:val="Hyperlink"/>
+                  <w:color w:val="0563C1"/>
+                  <w:u w:val="single"/>
+                </w:rPr>
+              </w:r>
+              <w:r>
+                <w:rPr>
+                  <w:rStyle w:val="Hyperlink"/>
+                  <w:rFonts w:ascii="Aptos" w:hAnsi="Aptos"/>
+                  <w:b w:val="0"/>
+                  <w:color w:val="0563C1"/>
+                  <w:sz w:val="19"/>
+                  <w:u w:val="single"/>
+                </w:rPr>
+                <w:t>Project/folio</w:t>
+              </w:r>
+            </w:hyperlink>
           </w:p>
         </w:tc>
         <w:tc>
@@ -1433,16 +1476,26 @@
               <w:spacing w:before="0" w:after="0" w:line="240" w:lineRule="auto"/>
               <w:jc w:val="left"/>
             </w:pPr>
-            <w:r/>
-            <w:r>
-              <w:rPr>
-                <w:rFonts w:ascii="Aptos" w:hAnsi="Aptos"/>
-                <w:b w:val="0"/>
-                <w:color w:val="243229"/>
-                <w:sz w:val="19"/>
-              </w:rPr>
-              <w:t>Meet the project: function, users and constraints</w:t>
-            </w:r>
+            <w:hyperlink r:id="rId14">
+              <w:r>
+                <w:rPr>
+                  <w:rStyle w:val="Hyperlink"/>
+                  <w:color w:val="0563C1"/>
+                  <w:u w:val="single"/>
+                </w:rPr>
+              </w:r>
+              <w:r>
+                <w:rPr>
+                  <w:rStyle w:val="Hyperlink"/>
+                  <w:rFonts w:ascii="Aptos" w:hAnsi="Aptos"/>
+                  <w:b w:val="0"/>
+                  <w:color w:val="0563C1"/>
+                  <w:sz w:val="19"/>
+                  <w:u w:val="single"/>
+                </w:rPr>
+                <w:t>Meet the project: function, users and constraints</w:t>
+              </w:r>
+            </w:hyperlink>
           </w:p>
         </w:tc>
         <w:tc>
@@ -1551,16 +1604,26 @@
               <w:spacing w:before="0" w:after="0" w:line="240" w:lineRule="auto"/>
               <w:jc w:val="center"/>
             </w:pPr>
-            <w:r/>
-            <w:r>
-              <w:rPr>
-                <w:rFonts w:ascii="Aptos" w:hAnsi="Aptos"/>
-                <w:b w:val="0"/>
-                <w:color w:val="243229"/>
-                <w:sz w:val="19"/>
-              </w:rPr>
-              <w:t>Site/theory</w:t>
-            </w:r>
+            <w:hyperlink r:id="rId15">
+              <w:r>
+                <w:rPr>
+                  <w:rStyle w:val="Hyperlink"/>
+                  <w:color w:val="0563C1"/>
+                  <w:u w:val="single"/>
+                </w:rPr>
+              </w:r>
+              <w:r>
+                <w:rPr>
+                  <w:rStyle w:val="Hyperlink"/>
+                  <w:rFonts w:ascii="Aptos" w:hAnsi="Aptos"/>
+                  <w:b w:val="0"/>
+                  <w:color w:val="0563C1"/>
+                  <w:sz w:val="19"/>
+                  <w:u w:val="single"/>
+                </w:rPr>
+                <w:t>Site/theory</w:t>
+              </w:r>
+            </w:hyperlink>
           </w:p>
         </w:tc>
         <w:tc>
@@ -1573,16 +1636,26 @@
               <w:spacing w:before="0" w:after="0" w:line="240" w:lineRule="auto"/>
               <w:jc w:val="left"/>
             </w:pPr>
-            <w:r/>
-            <w:r>
-              <w:rPr>
-                <w:rFonts w:ascii="Aptos" w:hAnsi="Aptos"/>
-                <w:b w:val="0"/>
-                <w:color w:val="243229"/>
-                <w:sz w:val="19"/>
-              </w:rPr>
-              <w:t>Workshop entry and machine permission</w:t>
-            </w:r>
+            <w:hyperlink r:id="rId15">
+              <w:r>
+                <w:rPr>
+                  <w:rStyle w:val="Hyperlink"/>
+                  <w:color w:val="0563C1"/>
+                  <w:u w:val="single"/>
+                </w:rPr>
+              </w:r>
+              <w:r>
+                <w:rPr>
+                  <w:rStyle w:val="Hyperlink"/>
+                  <w:rFonts w:ascii="Aptos" w:hAnsi="Aptos"/>
+                  <w:b w:val="0"/>
+                  <w:color w:val="0563C1"/>
+                  <w:sz w:val="19"/>
+                  <w:u w:val="single"/>
+                </w:rPr>
+                <w:t>Workshop entry and machine permission</w:t>
+              </w:r>
+            </w:hyperlink>
           </w:p>
         </w:tc>
         <w:tc>
@@ -1690,16 +1763,26 @@
               <w:spacing w:before="0" w:after="0" w:line="240" w:lineRule="auto"/>
               <w:jc w:val="center"/>
             </w:pPr>
-            <w:r/>
-            <w:r>
-              <w:rPr>
-                <w:rFonts w:ascii="Aptos" w:hAnsi="Aptos"/>
-                <w:b w:val="0"/>
-                <w:color w:val="243229"/>
-                <w:sz w:val="19"/>
-              </w:rPr>
-              <w:t>Project/folio</w:t>
-            </w:r>
+            <w:hyperlink r:id="rId14">
+              <w:r>
+                <w:rPr>
+                  <w:rStyle w:val="Hyperlink"/>
+                  <w:color w:val="0563C1"/>
+                  <w:u w:val="single"/>
+                </w:rPr>
+              </w:r>
+              <w:r>
+                <w:rPr>
+                  <w:rStyle w:val="Hyperlink"/>
+                  <w:rFonts w:ascii="Aptos" w:hAnsi="Aptos"/>
+                  <w:b w:val="0"/>
+                  <w:color w:val="0563C1"/>
+                  <w:sz w:val="19"/>
+                  <w:u w:val="single"/>
+                </w:rPr>
+                <w:t>Project/folio</w:t>
+              </w:r>
+            </w:hyperlink>
           </w:p>
         </w:tc>
         <w:tc>
@@ -1713,16 +1796,26 @@
               <w:spacing w:before="0" w:after="0" w:line="240" w:lineRule="auto"/>
               <w:jc w:val="left"/>
             </w:pPr>
-            <w:r/>
-            <w:r>
-              <w:rPr>
-                <w:rFonts w:ascii="Aptos" w:hAnsi="Aptos"/>
-                <w:b w:val="0"/>
-                <w:color w:val="243229"/>
-                <w:sz w:val="19"/>
-              </w:rPr>
-              <w:t>Learn from the unsafe scenario</w:t>
-            </w:r>
+            <w:hyperlink r:id="rId16">
+              <w:r>
+                <w:rPr>
+                  <w:rStyle w:val="Hyperlink"/>
+                  <w:color w:val="0563C1"/>
+                  <w:u w:val="single"/>
+                </w:rPr>
+              </w:r>
+              <w:r>
+                <w:rPr>
+                  <w:rStyle w:val="Hyperlink"/>
+                  <w:rFonts w:ascii="Aptos" w:hAnsi="Aptos"/>
+                  <w:b w:val="0"/>
+                  <w:color w:val="0563C1"/>
+                  <w:sz w:val="19"/>
+                  <w:u w:val="single"/>
+                </w:rPr>
+                <w:t>Learn from the unsafe scenario</w:t>
+              </w:r>
+            </w:hyperlink>
           </w:p>
         </w:tc>
         <w:tc>
@@ -2872,16 +2965,26 @@
               <w:spacing w:before="0" w:after="0" w:line="240" w:lineRule="auto"/>
               <w:jc w:val="center"/>
             </w:pPr>
-            <w:r/>
-            <w:r>
-              <w:rPr>
-                <w:rFonts w:ascii="Aptos" w:hAnsi="Aptos"/>
-                <w:b w:val="0"/>
-                <w:color w:val="243229"/>
-                <w:sz w:val="19"/>
-              </w:rPr>
-              <w:t>Site/theory</w:t>
-            </w:r>
+            <w:hyperlink r:id="rId17">
+              <w:r>
+                <w:rPr>
+                  <w:rStyle w:val="Hyperlink"/>
+                  <w:color w:val="0563C1"/>
+                  <w:u w:val="single"/>
+                </w:rPr>
+              </w:r>
+              <w:r>
+                <w:rPr>
+                  <w:rStyle w:val="Hyperlink"/>
+                  <w:rFonts w:ascii="Aptos" w:hAnsi="Aptos"/>
+                  <w:b w:val="0"/>
+                  <w:color w:val="0563C1"/>
+                  <w:sz w:val="19"/>
+                  <w:u w:val="single"/>
+                </w:rPr>
+                <w:t>Site/theory</w:t>
+              </w:r>
+            </w:hyperlink>
           </w:p>
         </w:tc>
         <w:tc>
@@ -2894,16 +2997,26 @@
               <w:spacing w:before="0" w:after="0" w:line="240" w:lineRule="auto"/>
               <w:jc w:val="left"/>
             </w:pPr>
-            <w:r/>
-            <w:r>
-              <w:rPr>
-                <w:rFonts w:ascii="Aptos" w:hAnsi="Aptos"/>
-                <w:b w:val="0"/>
-                <w:color w:val="243229"/>
-                <w:sz w:val="19"/>
-              </w:rPr>
-              <w:t>From drawing to marked metal: planning the work</w:t>
-            </w:r>
+            <w:hyperlink r:id="rId17">
+              <w:r>
+                <w:rPr>
+                  <w:rStyle w:val="Hyperlink"/>
+                  <w:color w:val="0563C1"/>
+                  <w:u w:val="single"/>
+                </w:rPr>
+              </w:r>
+              <w:r>
+                <w:rPr>
+                  <w:rStyle w:val="Hyperlink"/>
+                  <w:rFonts w:ascii="Aptos" w:hAnsi="Aptos"/>
+                  <w:b w:val="0"/>
+                  <w:color w:val="0563C1"/>
+                  <w:sz w:val="19"/>
+                  <w:u w:val="single"/>
+                </w:rPr>
+                <w:t>From drawing to marked metal: planning the work</w:t>
+              </w:r>
+            </w:hyperlink>
           </w:p>
         </w:tc>
         <w:tc>
@@ -3011,16 +3124,26 @@
               <w:spacing w:before="0" w:after="0" w:line="240" w:lineRule="auto"/>
               <w:jc w:val="center"/>
             </w:pPr>
-            <w:r/>
-            <w:r>
-              <w:rPr>
-                <w:rFonts w:ascii="Aptos" w:hAnsi="Aptos"/>
-                <w:b w:val="0"/>
-                <w:color w:val="243229"/>
-                <w:sz w:val="19"/>
-              </w:rPr>
-              <w:t>Project/folio</w:t>
-            </w:r>
+            <w:hyperlink r:id="rId14">
+              <w:r>
+                <w:rPr>
+                  <w:rStyle w:val="Hyperlink"/>
+                  <w:color w:val="0563C1"/>
+                  <w:u w:val="single"/>
+                </w:rPr>
+              </w:r>
+              <w:r>
+                <w:rPr>
+                  <w:rStyle w:val="Hyperlink"/>
+                  <w:rFonts w:ascii="Aptos" w:hAnsi="Aptos"/>
+                  <w:b w:val="0"/>
+                  <w:color w:val="0563C1"/>
+                  <w:sz w:val="19"/>
+                  <w:u w:val="single"/>
+                </w:rPr>
+                <w:t>Project/folio</w:t>
+              </w:r>
+            </w:hyperlink>
           </w:p>
         </w:tc>
         <w:tc>
@@ -3034,16 +3157,26 @@
               <w:spacing w:before="0" w:after="0" w:line="240" w:lineRule="auto"/>
               <w:jc w:val="left"/>
             </w:pPr>
-            <w:r/>
-            <w:r>
-              <w:rPr>
-                <w:rFonts w:ascii="Aptos" w:hAnsi="Aptos"/>
-                <w:b w:val="0"/>
-                <w:color w:val="243229"/>
-                <w:sz w:val="19"/>
-              </w:rPr>
-              <w:t>From drawing to marked metal: planning the work</w:t>
-            </w:r>
+            <w:hyperlink r:id="rId14">
+              <w:r>
+                <w:rPr>
+                  <w:rStyle w:val="Hyperlink"/>
+                  <w:color w:val="0563C1"/>
+                  <w:u w:val="single"/>
+                </w:rPr>
+              </w:r>
+              <w:r>
+                <w:rPr>
+                  <w:rStyle w:val="Hyperlink"/>
+                  <w:rFonts w:ascii="Aptos" w:hAnsi="Aptos"/>
+                  <w:b w:val="0"/>
+                  <w:color w:val="0563C1"/>
+                  <w:sz w:val="19"/>
+                  <w:u w:val="single"/>
+                </w:rPr>
+                <w:t>From drawing to marked metal: planning the work</w:t>
+              </w:r>
+            </w:hyperlink>
           </w:p>
         </w:tc>
         <w:tc>
@@ -3152,16 +3285,26 @@
               <w:spacing w:before="0" w:after="0" w:line="240" w:lineRule="auto"/>
               <w:jc w:val="center"/>
             </w:pPr>
-            <w:r/>
-            <w:r>
-              <w:rPr>
-                <w:rFonts w:ascii="Aptos" w:hAnsi="Aptos"/>
-                <w:b w:val="0"/>
-                <w:color w:val="243229"/>
-                <w:sz w:val="19"/>
-              </w:rPr>
-              <w:t>Site/theory</w:t>
-            </w:r>
+            <w:hyperlink r:id="rId18">
+              <w:r>
+                <w:rPr>
+                  <w:rStyle w:val="Hyperlink"/>
+                  <w:color w:val="0563C1"/>
+                  <w:u w:val="single"/>
+                </w:rPr>
+              </w:r>
+              <w:r>
+                <w:rPr>
+                  <w:rStyle w:val="Hyperlink"/>
+                  <w:rFonts w:ascii="Aptos" w:hAnsi="Aptos"/>
+                  <w:b w:val="0"/>
+                  <w:color w:val="0563C1"/>
+                  <w:sz w:val="19"/>
+                  <w:u w:val="single"/>
+                </w:rPr>
+                <w:t>Site/theory</w:t>
+              </w:r>
+            </w:hyperlink>
           </w:p>
         </w:tc>
         <w:tc>
@@ -3174,16 +3317,26 @@
               <w:spacing w:before="0" w:after="0" w:line="240" w:lineRule="auto"/>
               <w:jc w:val="left"/>
             </w:pPr>
-            <w:r/>
-            <w:r>
-              <w:rPr>
-                <w:rFonts w:ascii="Aptos" w:hAnsi="Aptos"/>
-                <w:b w:val="0"/>
-                <w:color w:val="243229"/>
-                <w:sz w:val="19"/>
-              </w:rPr>
-              <w:t>Use the design process deliberately</w:t>
-            </w:r>
+            <w:hyperlink r:id="rId18">
+              <w:r>
+                <w:rPr>
+                  <w:rStyle w:val="Hyperlink"/>
+                  <w:color w:val="0563C1"/>
+                  <w:u w:val="single"/>
+                </w:rPr>
+              </w:r>
+              <w:r>
+                <w:rPr>
+                  <w:rStyle w:val="Hyperlink"/>
+                  <w:rFonts w:ascii="Aptos" w:hAnsi="Aptos"/>
+                  <w:b w:val="0"/>
+                  <w:color w:val="0563C1"/>
+                  <w:sz w:val="19"/>
+                  <w:u w:val="single"/>
+                </w:rPr>
+                <w:t>Use the design process deliberately</w:t>
+              </w:r>
+            </w:hyperlink>
           </w:p>
         </w:tc>
         <w:tc>
@@ -3291,16 +3444,26 @@
               <w:spacing w:before="0" w:after="0" w:line="240" w:lineRule="auto"/>
               <w:jc w:val="center"/>
             </w:pPr>
-            <w:r/>
-            <w:r>
-              <w:rPr>
-                <w:rFonts w:ascii="Aptos" w:hAnsi="Aptos"/>
-                <w:b w:val="0"/>
-                <w:color w:val="243229"/>
-                <w:sz w:val="19"/>
-              </w:rPr>
-              <w:t>Project/folio</w:t>
-            </w:r>
+            <w:hyperlink r:id="rId14">
+              <w:r>
+                <w:rPr>
+                  <w:rStyle w:val="Hyperlink"/>
+                  <w:color w:val="0563C1"/>
+                  <w:u w:val="single"/>
+                </w:rPr>
+              </w:r>
+              <w:r>
+                <w:rPr>
+                  <w:rStyle w:val="Hyperlink"/>
+                  <w:rFonts w:ascii="Aptos" w:hAnsi="Aptos"/>
+                  <w:b w:val="0"/>
+                  <w:color w:val="0563C1"/>
+                  <w:sz w:val="19"/>
+                  <w:u w:val="single"/>
+                </w:rPr>
+                <w:t>Project/folio</w:t>
+              </w:r>
+            </w:hyperlink>
           </w:p>
         </w:tc>
         <w:tc>
@@ -3314,16 +3477,26 @@
               <w:spacing w:before="0" w:after="0" w:line="240" w:lineRule="auto"/>
               <w:jc w:val="left"/>
             </w:pPr>
-            <w:r/>
-            <w:r>
-              <w:rPr>
-                <w:rFonts w:ascii="Aptos" w:hAnsi="Aptos"/>
-                <w:b w:val="0"/>
-                <w:color w:val="243229"/>
-                <w:sz w:val="19"/>
-              </w:rPr>
-              <w:t>Marking-out evidence</w:t>
-            </w:r>
+            <w:hyperlink r:id="rId19">
+              <w:r>
+                <w:rPr>
+                  <w:rStyle w:val="Hyperlink"/>
+                  <w:color w:val="0563C1"/>
+                  <w:u w:val="single"/>
+                </w:rPr>
+              </w:r>
+              <w:r>
+                <w:rPr>
+                  <w:rStyle w:val="Hyperlink"/>
+                  <w:rFonts w:ascii="Aptos" w:hAnsi="Aptos"/>
+                  <w:b w:val="0"/>
+                  <w:color w:val="0563C1"/>
+                  <w:sz w:val="19"/>
+                  <w:u w:val="single"/>
+                </w:rPr>
+                <w:t>Marking-out evidence</w:t>
+              </w:r>
+            </w:hyperlink>
           </w:p>
         </w:tc>
         <w:tc>
@@ -4473,16 +4646,26 @@
               <w:spacing w:before="0" w:after="0" w:line="240" w:lineRule="auto"/>
               <w:jc w:val="center"/>
             </w:pPr>
-            <w:r/>
-            <w:r>
-              <w:rPr>
-                <w:rFonts w:ascii="Aptos" w:hAnsi="Aptos"/>
-                <w:b w:val="0"/>
-                <w:color w:val="243229"/>
-                <w:sz w:val="19"/>
-              </w:rPr>
-              <w:t>Site/theory</w:t>
-            </w:r>
+            <w:hyperlink r:id="rId20">
+              <w:r>
+                <w:rPr>
+                  <w:rStyle w:val="Hyperlink"/>
+                  <w:color w:val="0563C1"/>
+                  <w:u w:val="single"/>
+                </w:rPr>
+              </w:r>
+              <w:r>
+                <w:rPr>
+                  <w:rStyle w:val="Hyperlink"/>
+                  <w:rFonts w:ascii="Aptos" w:hAnsi="Aptos"/>
+                  <w:b w:val="0"/>
+                  <w:color w:val="0563C1"/>
+                  <w:sz w:val="19"/>
+                  <w:u w:val="single"/>
+                </w:rPr>
+                <w:t>Site/theory</w:t>
+              </w:r>
+            </w:hyperlink>
           </w:p>
         </w:tc>
         <w:tc>
@@ -4495,16 +4678,26 @@
               <w:spacing w:before="0" w:after="0" w:line="240" w:lineRule="auto"/>
               <w:jc w:val="left"/>
             </w:pPr>
-            <w:r/>
-            <w:r>
-              <w:rPr>
-                <w:rFonts w:ascii="Aptos" w:hAnsi="Aptos"/>
-                <w:b w:val="0"/>
-                <w:color w:val="243229"/>
-                <w:sz w:val="19"/>
-              </w:rPr>
-              <w:t>Control the workpiece before the tool</w:t>
-            </w:r>
+            <w:hyperlink r:id="rId20">
+              <w:r>
+                <w:rPr>
+                  <w:rStyle w:val="Hyperlink"/>
+                  <w:color w:val="0563C1"/>
+                  <w:u w:val="single"/>
+                </w:rPr>
+              </w:r>
+              <w:r>
+                <w:rPr>
+                  <w:rStyle w:val="Hyperlink"/>
+                  <w:rFonts w:ascii="Aptos" w:hAnsi="Aptos"/>
+                  <w:b w:val="0"/>
+                  <w:color w:val="0563C1"/>
+                  <w:sz w:val="19"/>
+                  <w:u w:val="single"/>
+                </w:rPr>
+                <w:t>Control the workpiece before the tool</w:t>
+              </w:r>
+            </w:hyperlink>
           </w:p>
         </w:tc>
         <w:tc>
@@ -4612,16 +4805,26 @@
               <w:spacing w:before="0" w:after="0" w:line="240" w:lineRule="auto"/>
               <w:jc w:val="center"/>
             </w:pPr>
-            <w:r/>
-            <w:r>
-              <w:rPr>
-                <w:rFonts w:ascii="Aptos" w:hAnsi="Aptos"/>
-                <w:b w:val="0"/>
-                <w:color w:val="243229"/>
-                <w:sz w:val="19"/>
-              </w:rPr>
-              <w:t>Project/folio</w:t>
-            </w:r>
+            <w:hyperlink r:id="rId14">
+              <w:r>
+                <w:rPr>
+                  <w:rStyle w:val="Hyperlink"/>
+                  <w:color w:val="0563C1"/>
+                  <w:u w:val="single"/>
+                </w:rPr>
+              </w:r>
+              <w:r>
+                <w:rPr>
+                  <w:rStyle w:val="Hyperlink"/>
+                  <w:rFonts w:ascii="Aptos" w:hAnsi="Aptos"/>
+                  <w:b w:val="0"/>
+                  <w:color w:val="0563C1"/>
+                  <w:sz w:val="19"/>
+                  <w:u w:val="single"/>
+                </w:rPr>
+                <w:t>Project/folio</w:t>
+              </w:r>
+            </w:hyperlink>
           </w:p>
         </w:tc>
         <w:tc>
@@ -4635,16 +4838,26 @@
               <w:spacing w:before="0" w:after="0" w:line="240" w:lineRule="auto"/>
               <w:jc w:val="left"/>
             </w:pPr>
-            <w:r/>
-            <w:r>
-              <w:rPr>
-                <w:rFonts w:ascii="Aptos" w:hAnsi="Aptos"/>
-                <w:b w:val="0"/>
-                <w:color w:val="243229"/>
-                <w:sz w:val="19"/>
-              </w:rPr>
-              <w:t>Control the workpiece before the tool</w:t>
-            </w:r>
+            <w:hyperlink r:id="rId14">
+              <w:r>
+                <w:rPr>
+                  <w:rStyle w:val="Hyperlink"/>
+                  <w:color w:val="0563C1"/>
+                  <w:u w:val="single"/>
+                </w:rPr>
+              </w:r>
+              <w:r>
+                <w:rPr>
+                  <w:rStyle w:val="Hyperlink"/>
+                  <w:rFonts w:ascii="Aptos" w:hAnsi="Aptos"/>
+                  <w:b w:val="0"/>
+                  <w:color w:val="0563C1"/>
+                  <w:sz w:val="19"/>
+                  <w:u w:val="single"/>
+                </w:rPr>
+                <w:t>Control the workpiece before the tool</w:t>
+              </w:r>
+            </w:hyperlink>
           </w:p>
         </w:tc>
         <w:tc>
@@ -4753,16 +4966,26 @@
               <w:spacing w:before="0" w:after="0" w:line="240" w:lineRule="auto"/>
               <w:jc w:val="center"/>
             </w:pPr>
-            <w:r/>
-            <w:r>
-              <w:rPr>
-                <w:rFonts w:ascii="Aptos" w:hAnsi="Aptos"/>
-                <w:b w:val="0"/>
-                <w:color w:val="243229"/>
-                <w:sz w:val="19"/>
-              </w:rPr>
-              <w:t>Site/theory</w:t>
-            </w:r>
+            <w:hyperlink r:id="rId21">
+              <w:r>
+                <w:rPr>
+                  <w:rStyle w:val="Hyperlink"/>
+                  <w:color w:val="0563C1"/>
+                  <w:u w:val="single"/>
+                </w:rPr>
+              </w:r>
+              <w:r>
+                <w:rPr>
+                  <w:rStyle w:val="Hyperlink"/>
+                  <w:rFonts w:ascii="Aptos" w:hAnsi="Aptos"/>
+                  <w:b w:val="0"/>
+                  <w:color w:val="0563C1"/>
+                  <w:sz w:val="19"/>
+                  <w:u w:val="single"/>
+                </w:rPr>
+                <w:t>Site/theory</w:t>
+              </w:r>
+            </w:hyperlink>
           </w:p>
         </w:tc>
         <w:tc>
@@ -4775,16 +4998,26 @@
               <w:spacing w:before="0" w:after="0" w:line="240" w:lineRule="auto"/>
               <w:jc w:val="left"/>
             </w:pPr>
-            <w:r/>
-            <w:r>
-              <w:rPr>
-                <w:rFonts w:ascii="Aptos" w:hAnsi="Aptos"/>
-                <w:b w:val="0"/>
-                <w:color w:val="243229"/>
-                <w:sz w:val="19"/>
-              </w:rPr>
-              <w:t>Cutting and edge preparation</w:t>
-            </w:r>
+            <w:hyperlink r:id="rId21">
+              <w:r>
+                <w:rPr>
+                  <w:rStyle w:val="Hyperlink"/>
+                  <w:color w:val="0563C1"/>
+                  <w:u w:val="single"/>
+                </w:rPr>
+              </w:r>
+              <w:r>
+                <w:rPr>
+                  <w:rStyle w:val="Hyperlink"/>
+                  <w:rFonts w:ascii="Aptos" w:hAnsi="Aptos"/>
+                  <w:b w:val="0"/>
+                  <w:color w:val="0563C1"/>
+                  <w:sz w:val="19"/>
+                  <w:u w:val="single"/>
+                </w:rPr>
+                <w:t>Cutting and edge preparation</w:t>
+              </w:r>
+            </w:hyperlink>
           </w:p>
         </w:tc>
         <w:tc>
@@ -4892,16 +5125,26 @@
               <w:spacing w:before="0" w:after="0" w:line="240" w:lineRule="auto"/>
               <w:jc w:val="center"/>
             </w:pPr>
-            <w:r/>
-            <w:r>
-              <w:rPr>
-                <w:rFonts w:ascii="Aptos" w:hAnsi="Aptos"/>
-                <w:b w:val="0"/>
-                <w:color w:val="243229"/>
-                <w:sz w:val="19"/>
-              </w:rPr>
-              <w:t>Project/folio</w:t>
-            </w:r>
+            <w:hyperlink r:id="rId14">
+              <w:r>
+                <w:rPr>
+                  <w:rStyle w:val="Hyperlink"/>
+                  <w:color w:val="0563C1"/>
+                  <w:u w:val="single"/>
+                </w:rPr>
+              </w:r>
+              <w:r>
+                <w:rPr>
+                  <w:rStyle w:val="Hyperlink"/>
+                  <w:rFonts w:ascii="Aptos" w:hAnsi="Aptos"/>
+                  <w:b w:val="0"/>
+                  <w:color w:val="0563C1"/>
+                  <w:sz w:val="19"/>
+                  <w:u w:val="single"/>
+                </w:rPr>
+                <w:t>Project/folio</w:t>
+              </w:r>
+            </w:hyperlink>
           </w:p>
         </w:tc>
         <w:tc>
@@ -4915,16 +5158,26 @@
               <w:spacing w:before="0" w:after="0" w:line="240" w:lineRule="auto"/>
               <w:jc w:val="left"/>
             </w:pPr>
-            <w:r/>
-            <w:r>
-              <w:rPr>
-                <w:rFonts w:ascii="Aptos" w:hAnsi="Aptos"/>
-                <w:b w:val="0"/>
-                <w:color w:val="243229"/>
-                <w:sz w:val="19"/>
-              </w:rPr>
-              <w:t>Forming with a planned sequence</w:t>
-            </w:r>
+            <w:hyperlink r:id="rId22">
+              <w:r>
+                <w:rPr>
+                  <w:rStyle w:val="Hyperlink"/>
+                  <w:color w:val="0563C1"/>
+                  <w:u w:val="single"/>
+                </w:rPr>
+              </w:r>
+              <w:r>
+                <w:rPr>
+                  <w:rStyle w:val="Hyperlink"/>
+                  <w:rFonts w:ascii="Aptos" w:hAnsi="Aptos"/>
+                  <w:b w:val="0"/>
+                  <w:color w:val="0563C1"/>
+                  <w:sz w:val="19"/>
+                  <w:u w:val="single"/>
+                </w:rPr>
+                <w:t>Forming with a planned sequence</w:t>
+              </w:r>
+            </w:hyperlink>
           </w:p>
         </w:tc>
         <w:tc>
@@ -6074,16 +6327,26 @@
               <w:spacing w:before="0" w:after="0" w:line="240" w:lineRule="auto"/>
               <w:jc w:val="center"/>
             </w:pPr>
-            <w:r/>
-            <w:r>
-              <w:rPr>
-                <w:rFonts w:ascii="Aptos" w:hAnsi="Aptos"/>
-                <w:b w:val="0"/>
-                <w:color w:val="243229"/>
-                <w:sz w:val="19"/>
-              </w:rPr>
-              <w:t>Site/theory</w:t>
-            </w:r>
+            <w:hyperlink r:id="rId23">
+              <w:r>
+                <w:rPr>
+                  <w:rStyle w:val="Hyperlink"/>
+                  <w:color w:val="0563C1"/>
+                  <w:u w:val="single"/>
+                </w:rPr>
+              </w:r>
+              <w:r>
+                <w:rPr>
+                  <w:rStyle w:val="Hyperlink"/>
+                  <w:rFonts w:ascii="Aptos" w:hAnsi="Aptos"/>
+                  <w:b w:val="0"/>
+                  <w:color w:val="0563C1"/>
+                  <w:sz w:val="19"/>
+                  <w:u w:val="single"/>
+                </w:rPr>
+                <w:t>Site/theory</w:t>
+              </w:r>
+            </w:hyperlink>
           </w:p>
         </w:tc>
         <w:tc>
@@ -6096,16 +6359,26 @@
               <w:spacing w:before="0" w:after="0" w:line="240" w:lineRule="auto"/>
               <w:jc w:val="left"/>
             </w:pPr>
-            <w:r/>
-            <w:r>
-              <w:rPr>
-                <w:rFonts w:ascii="Aptos" w:hAnsi="Aptos"/>
-                <w:b w:val="0"/>
-                <w:color w:val="243229"/>
-                <w:sz w:val="19"/>
-              </w:rPr>
-              <w:t>Assembly quality: fit, alignment and finish</w:t>
-            </w:r>
+            <w:hyperlink r:id="rId23">
+              <w:r>
+                <w:rPr>
+                  <w:rStyle w:val="Hyperlink"/>
+                  <w:color w:val="0563C1"/>
+                  <w:u w:val="single"/>
+                </w:rPr>
+              </w:r>
+              <w:r>
+                <w:rPr>
+                  <w:rStyle w:val="Hyperlink"/>
+                  <w:rFonts w:ascii="Aptos" w:hAnsi="Aptos"/>
+                  <w:b w:val="0"/>
+                  <w:color w:val="0563C1"/>
+                  <w:sz w:val="19"/>
+                  <w:u w:val="single"/>
+                </w:rPr>
+                <w:t>Assembly quality: fit, alignment and finish</w:t>
+              </w:r>
+            </w:hyperlink>
           </w:p>
         </w:tc>
         <w:tc>
@@ -6213,16 +6486,26 @@
               <w:spacing w:before="0" w:after="0" w:line="240" w:lineRule="auto"/>
               <w:jc w:val="center"/>
             </w:pPr>
-            <w:r/>
-            <w:r>
-              <w:rPr>
-                <w:rFonts w:ascii="Aptos" w:hAnsi="Aptos"/>
-                <w:b w:val="0"/>
-                <w:color w:val="243229"/>
-                <w:sz w:val="19"/>
-              </w:rPr>
-              <w:t>Project/folio</w:t>
-            </w:r>
+            <w:hyperlink r:id="rId14">
+              <w:r>
+                <w:rPr>
+                  <w:rStyle w:val="Hyperlink"/>
+                  <w:color w:val="0563C1"/>
+                  <w:u w:val="single"/>
+                </w:rPr>
+              </w:r>
+              <w:r>
+                <w:rPr>
+                  <w:rStyle w:val="Hyperlink"/>
+                  <w:rFonts w:ascii="Aptos" w:hAnsi="Aptos"/>
+                  <w:b w:val="0"/>
+                  <w:color w:val="0563C1"/>
+                  <w:sz w:val="19"/>
+                  <w:u w:val="single"/>
+                </w:rPr>
+                <w:t>Project/folio</w:t>
+              </w:r>
+            </w:hyperlink>
           </w:p>
         </w:tc>
         <w:tc>
@@ -6236,16 +6519,26 @@
               <w:spacing w:before="0" w:after="0" w:line="240" w:lineRule="auto"/>
               <w:jc w:val="left"/>
             </w:pPr>
-            <w:r/>
-            <w:r>
-              <w:rPr>
-                <w:rFonts w:ascii="Aptos" w:hAnsi="Aptos"/>
-                <w:b w:val="0"/>
-                <w:color w:val="243229"/>
-                <w:sz w:val="19"/>
-              </w:rPr>
-              <w:t>Assembly quality: fit, alignment and finish</w:t>
-            </w:r>
+            <w:hyperlink r:id="rId14">
+              <w:r>
+                <w:rPr>
+                  <w:rStyle w:val="Hyperlink"/>
+                  <w:color w:val="0563C1"/>
+                  <w:u w:val="single"/>
+                </w:rPr>
+              </w:r>
+              <w:r>
+                <w:rPr>
+                  <w:rStyle w:val="Hyperlink"/>
+                  <w:rFonts w:ascii="Aptos" w:hAnsi="Aptos"/>
+                  <w:b w:val="0"/>
+                  <w:color w:val="0563C1"/>
+                  <w:sz w:val="19"/>
+                  <w:u w:val="single"/>
+                </w:rPr>
+                <w:t>Assembly quality: fit, alignment and finish</w:t>
+              </w:r>
+            </w:hyperlink>
           </w:p>
         </w:tc>
         <w:tc>
@@ -6555,16 +6848,26 @@
               <w:spacing w:before="0" w:after="0" w:line="240" w:lineRule="auto"/>
               <w:jc w:val="center"/>
             </w:pPr>
-            <w:r/>
-            <w:r>
-              <w:rPr>
-                <w:rFonts w:ascii="Aptos" w:hAnsi="Aptos"/>
-                <w:b w:val="0"/>
-                <w:color w:val="243229"/>
-                <w:sz w:val="19"/>
-              </w:rPr>
-              <w:t>Site/theory</w:t>
-            </w:r>
+            <w:hyperlink r:id="rId24">
+              <w:r>
+                <w:rPr>
+                  <w:rStyle w:val="Hyperlink"/>
+                  <w:color w:val="0563C1"/>
+                  <w:u w:val="single"/>
+                </w:rPr>
+              </w:r>
+              <w:r>
+                <w:rPr>
+                  <w:rStyle w:val="Hyperlink"/>
+                  <w:rFonts w:ascii="Aptos" w:hAnsi="Aptos"/>
+                  <w:b w:val="0"/>
+                  <w:color w:val="0563C1"/>
+                  <w:sz w:val="19"/>
+                  <w:u w:val="single"/>
+                </w:rPr>
+                <w:t>Site/theory</w:t>
+              </w:r>
+            </w:hyperlink>
           </w:p>
         </w:tc>
         <w:tc>
@@ -6577,16 +6880,26 @@
               <w:spacing w:before="0" w:after="0" w:line="240" w:lineRule="auto"/>
               <w:jc w:val="left"/>
             </w:pPr>
-            <w:r/>
-            <w:r>
-              <w:rPr>
-                <w:rFonts w:ascii="Aptos" w:hAnsi="Aptos"/>
-                <w:b w:val="0"/>
-                <w:color w:val="243229"/>
-                <w:sz w:val="19"/>
-              </w:rPr>
-              <w:t>Choose and complete the approved joint</w:t>
-            </w:r>
+            <w:hyperlink r:id="rId24">
+              <w:r>
+                <w:rPr>
+                  <w:rStyle w:val="Hyperlink"/>
+                  <w:color w:val="0563C1"/>
+                  <w:u w:val="single"/>
+                </w:rPr>
+              </w:r>
+              <w:r>
+                <w:rPr>
+                  <w:rStyle w:val="Hyperlink"/>
+                  <w:rFonts w:ascii="Aptos" w:hAnsi="Aptos"/>
+                  <w:b w:val="0"/>
+                  <w:color w:val="0563C1"/>
+                  <w:sz w:val="19"/>
+                  <w:u w:val="single"/>
+                </w:rPr>
+                <w:t>Choose and complete the approved joint</w:t>
+              </w:r>
+            </w:hyperlink>
           </w:p>
         </w:tc>
         <w:tc>
@@ -6694,16 +7007,26 @@
               <w:spacing w:before="0" w:after="0" w:line="240" w:lineRule="auto"/>
               <w:jc w:val="center"/>
             </w:pPr>
-            <w:r/>
-            <w:r>
-              <w:rPr>
-                <w:rFonts w:ascii="Aptos" w:hAnsi="Aptos"/>
-                <w:b w:val="0"/>
-                <w:color w:val="243229"/>
-                <w:sz w:val="19"/>
-              </w:rPr>
-              <w:t>Project/folio</w:t>
-            </w:r>
+            <w:hyperlink r:id="rId14">
+              <w:r>
+                <w:rPr>
+                  <w:rStyle w:val="Hyperlink"/>
+                  <w:color w:val="0563C1"/>
+                  <w:u w:val="single"/>
+                </w:rPr>
+              </w:r>
+              <w:r>
+                <w:rPr>
+                  <w:rStyle w:val="Hyperlink"/>
+                  <w:rFonts w:ascii="Aptos" w:hAnsi="Aptos"/>
+                  <w:b w:val="0"/>
+                  <w:color w:val="0563C1"/>
+                  <w:sz w:val="19"/>
+                  <w:u w:val="single"/>
+                </w:rPr>
+                <w:t>Project/folio</w:t>
+              </w:r>
+            </w:hyperlink>
           </w:p>
         </w:tc>
         <w:tc>
@@ -6717,16 +7040,26 @@
               <w:spacing w:before="0" w:after="0" w:line="240" w:lineRule="auto"/>
               <w:jc w:val="left"/>
             </w:pPr>
-            <w:r/>
-            <w:r>
-              <w:rPr>
-                <w:rFonts w:ascii="Aptos" w:hAnsi="Aptos"/>
-                <w:b w:val="0"/>
-                <w:color w:val="243229"/>
-                <w:sz w:val="19"/>
-              </w:rPr>
-              <w:t>Prepare for corrosion protection</w:t>
-            </w:r>
+            <w:hyperlink r:id="rId25">
+              <w:r>
+                <w:rPr>
+                  <w:rStyle w:val="Hyperlink"/>
+                  <w:color w:val="0563C1"/>
+                  <w:u w:val="single"/>
+                </w:rPr>
+              </w:r>
+              <w:r>
+                <w:rPr>
+                  <w:rStyle w:val="Hyperlink"/>
+                  <w:rFonts w:ascii="Aptos" w:hAnsi="Aptos"/>
+                  <w:b w:val="0"/>
+                  <w:color w:val="0563C1"/>
+                  <w:sz w:val="19"/>
+                  <w:u w:val="single"/>
+                </w:rPr>
+                <w:t>Prepare for corrosion protection</w:t>
+              </w:r>
+            </w:hyperlink>
           </w:p>
         </w:tc>
         <w:tc>
@@ -7876,16 +8209,26 @@
               <w:spacing w:before="0" w:after="0" w:line="240" w:lineRule="auto"/>
               <w:jc w:val="center"/>
             </w:pPr>
-            <w:r/>
-            <w:r>
-              <w:rPr>
-                <w:rFonts w:ascii="Aptos" w:hAnsi="Aptos"/>
-                <w:b w:val="0"/>
-                <w:color w:val="243229"/>
-                <w:sz w:val="19"/>
-              </w:rPr>
-              <w:t>Site/theory</w:t>
-            </w:r>
+            <w:hyperlink r:id="rId26">
+              <w:r>
+                <w:rPr>
+                  <w:rStyle w:val="Hyperlink"/>
+                  <w:color w:val="0563C1"/>
+                  <w:u w:val="single"/>
+                </w:rPr>
+              </w:r>
+              <w:r>
+                <w:rPr>
+                  <w:rStyle w:val="Hyperlink"/>
+                  <w:rFonts w:ascii="Aptos" w:hAnsi="Aptos"/>
+                  <w:b w:val="0"/>
+                  <w:color w:val="0563C1"/>
+                  <w:sz w:val="19"/>
+                  <w:u w:val="single"/>
+                </w:rPr>
+                <w:t>Site/theory</w:t>
+              </w:r>
+            </w:hyperlink>
           </w:p>
         </w:tc>
         <w:tc>
@@ -7898,16 +8241,26 @@
               <w:spacing w:before="0" w:after="0" w:line="240" w:lineRule="auto"/>
               <w:jc w:val="left"/>
             </w:pPr>
-            <w:r/>
-            <w:r>
-              <w:rPr>
-                <w:rFonts w:ascii="Aptos" w:hAnsi="Aptos"/>
-                <w:b w:val="0"/>
-                <w:color w:val="243229"/>
-                <w:sz w:val="19"/>
-              </w:rPr>
-              <w:t>Evidence proves the process</w:t>
-            </w:r>
+            <w:hyperlink r:id="rId26">
+              <w:r>
+                <w:rPr>
+                  <w:rStyle w:val="Hyperlink"/>
+                  <w:color w:val="0563C1"/>
+                  <w:u w:val="single"/>
+                </w:rPr>
+              </w:r>
+              <w:r>
+                <w:rPr>
+                  <w:rStyle w:val="Hyperlink"/>
+                  <w:rFonts w:ascii="Aptos" w:hAnsi="Aptos"/>
+                  <w:b w:val="0"/>
+                  <w:color w:val="0563C1"/>
+                  <w:sz w:val="19"/>
+                  <w:u w:val="single"/>
+                </w:rPr>
+                <w:t>Evidence proves the process</w:t>
+              </w:r>
+            </w:hyperlink>
           </w:p>
         </w:tc>
         <w:tc>
@@ -8015,16 +8368,26 @@
               <w:spacing w:before="0" w:after="0" w:line="240" w:lineRule="auto"/>
               <w:jc w:val="center"/>
             </w:pPr>
-            <w:r/>
-            <w:r>
-              <w:rPr>
-                <w:rFonts w:ascii="Aptos" w:hAnsi="Aptos"/>
-                <w:b w:val="0"/>
-                <w:color w:val="243229"/>
-                <w:sz w:val="19"/>
-              </w:rPr>
-              <w:t>Project/folio</w:t>
-            </w:r>
+            <w:hyperlink r:id="rId14">
+              <w:r>
+                <w:rPr>
+                  <w:rStyle w:val="Hyperlink"/>
+                  <w:color w:val="0563C1"/>
+                  <w:u w:val="single"/>
+                </w:rPr>
+              </w:r>
+              <w:r>
+                <w:rPr>
+                  <w:rStyle w:val="Hyperlink"/>
+                  <w:rFonts w:ascii="Aptos" w:hAnsi="Aptos"/>
+                  <w:b w:val="0"/>
+                  <w:color w:val="0563C1"/>
+                  <w:sz w:val="19"/>
+                  <w:u w:val="single"/>
+                </w:rPr>
+                <w:t>Project/folio</w:t>
+              </w:r>
+            </w:hyperlink>
           </w:p>
         </w:tc>
         <w:tc>
@@ -8038,16 +8401,26 @@
               <w:spacing w:before="0" w:after="0" w:line="240" w:lineRule="auto"/>
               <w:jc w:val="left"/>
             </w:pPr>
-            <w:r/>
-            <w:r>
-              <w:rPr>
-                <w:rFonts w:ascii="Aptos" w:hAnsi="Aptos"/>
-                <w:b w:val="0"/>
-                <w:color w:val="243229"/>
-                <w:sz w:val="19"/>
-              </w:rPr>
-              <w:t>Evidence proves the process</w:t>
-            </w:r>
+            <w:hyperlink r:id="rId14">
+              <w:r>
+                <w:rPr>
+                  <w:rStyle w:val="Hyperlink"/>
+                  <w:color w:val="0563C1"/>
+                  <w:u w:val="single"/>
+                </w:rPr>
+              </w:r>
+              <w:r>
+                <w:rPr>
+                  <w:rStyle w:val="Hyperlink"/>
+                  <w:rFonts w:ascii="Aptos" w:hAnsi="Aptos"/>
+                  <w:b w:val="0"/>
+                  <w:color w:val="0563C1"/>
+                  <w:sz w:val="19"/>
+                  <w:u w:val="single"/>
+                </w:rPr>
+                <w:t>Evidence proves the process</w:t>
+              </w:r>
+            </w:hyperlink>
           </w:p>
         </w:tc>
         <w:tc>
@@ -8156,16 +8529,26 @@
               <w:spacing w:before="0" w:after="0" w:line="240" w:lineRule="auto"/>
               <w:jc w:val="center"/>
             </w:pPr>
-            <w:r/>
-            <w:r>
-              <w:rPr>
-                <w:rFonts w:ascii="Aptos" w:hAnsi="Aptos"/>
-                <w:b w:val="0"/>
-                <w:color w:val="243229"/>
-                <w:sz w:val="19"/>
-              </w:rPr>
-              <w:t>Site/theory</w:t>
-            </w:r>
+            <w:hyperlink r:id="rId27">
+              <w:r>
+                <w:rPr>
+                  <w:rStyle w:val="Hyperlink"/>
+                  <w:color w:val="0563C1"/>
+                  <w:u w:val="single"/>
+                </w:rPr>
+              </w:r>
+              <w:r>
+                <w:rPr>
+                  <w:rStyle w:val="Hyperlink"/>
+                  <w:rFonts w:ascii="Aptos" w:hAnsi="Aptos"/>
+                  <w:b w:val="0"/>
+                  <w:color w:val="0563C1"/>
+                  <w:sz w:val="19"/>
+                  <w:u w:val="single"/>
+                </w:rPr>
+                <w:t>Site/theory</w:t>
+              </w:r>
+            </w:hyperlink>
           </w:p>
         </w:tc>
         <w:tc>
@@ -8178,16 +8561,26 @@
               <w:spacing w:before="0" w:after="0" w:line="240" w:lineRule="auto"/>
               <w:jc w:val="left"/>
             </w:pPr>
-            <w:r/>
-            <w:r>
-              <w:rPr>
-                <w:rFonts w:ascii="Aptos" w:hAnsi="Aptos"/>
-                <w:b w:val="0"/>
-                <w:color w:val="243229"/>
-                <w:sz w:val="19"/>
-              </w:rPr>
-              <w:t>Organise the folio</w:t>
-            </w:r>
+            <w:hyperlink r:id="rId27">
+              <w:r>
+                <w:rPr>
+                  <w:rStyle w:val="Hyperlink"/>
+                  <w:color w:val="0563C1"/>
+                  <w:u w:val="single"/>
+                </w:rPr>
+              </w:r>
+              <w:r>
+                <w:rPr>
+                  <w:rStyle w:val="Hyperlink"/>
+                  <w:rFonts w:ascii="Aptos" w:hAnsi="Aptos"/>
+                  <w:b w:val="0"/>
+                  <w:color w:val="0563C1"/>
+                  <w:sz w:val="19"/>
+                  <w:u w:val="single"/>
+                </w:rPr>
+                <w:t>Organise the folio</w:t>
+              </w:r>
+            </w:hyperlink>
           </w:p>
         </w:tc>
         <w:tc>
@@ -8295,16 +8688,26 @@
               <w:spacing w:before="0" w:after="0" w:line="240" w:lineRule="auto"/>
               <w:jc w:val="center"/>
             </w:pPr>
-            <w:r/>
-            <w:r>
-              <w:rPr>
-                <w:rFonts w:ascii="Aptos" w:hAnsi="Aptos"/>
-                <w:b w:val="0"/>
-                <w:color w:val="243229"/>
-                <w:sz w:val="19"/>
-              </w:rPr>
-              <w:t>Project/folio</w:t>
-            </w:r>
+            <w:hyperlink r:id="rId14">
+              <w:r>
+                <w:rPr>
+                  <w:rStyle w:val="Hyperlink"/>
+                  <w:color w:val="0563C1"/>
+                  <w:u w:val="single"/>
+                </w:rPr>
+              </w:r>
+              <w:r>
+                <w:rPr>
+                  <w:rStyle w:val="Hyperlink"/>
+                  <w:rFonts w:ascii="Aptos" w:hAnsi="Aptos"/>
+                  <w:b w:val="0"/>
+                  <w:color w:val="0563C1"/>
+                  <w:sz w:val="19"/>
+                  <w:u w:val="single"/>
+                </w:rPr>
+                <w:t>Project/folio</w:t>
+              </w:r>
+            </w:hyperlink>
           </w:p>
         </w:tc>
         <w:tc>
@@ -8318,16 +8721,26 @@
               <w:spacing w:before="0" w:after="0" w:line="240" w:lineRule="auto"/>
               <w:jc w:val="left"/>
             </w:pPr>
-            <w:r/>
-            <w:r>
-              <w:rPr>
-                <w:rFonts w:ascii="Aptos" w:hAnsi="Aptos"/>
-                <w:b w:val="0"/>
-                <w:color w:val="243229"/>
-                <w:sz w:val="19"/>
-              </w:rPr>
-              <w:t>Evaluate with evidence</w:t>
-            </w:r>
+            <w:hyperlink r:id="rId28">
+              <w:r>
+                <w:rPr>
+                  <w:rStyle w:val="Hyperlink"/>
+                  <w:color w:val="0563C1"/>
+                  <w:u w:val="single"/>
+                </w:rPr>
+              </w:r>
+              <w:r>
+                <w:rPr>
+                  <w:rStyle w:val="Hyperlink"/>
+                  <w:rFonts w:ascii="Aptos" w:hAnsi="Aptos"/>
+                  <w:b w:val="0"/>
+                  <w:color w:val="0563C1"/>
+                  <w:sz w:val="19"/>
+                  <w:u w:val="single"/>
+                </w:rPr>
+                <w:t>Evaluate with evidence</w:t>
+              </w:r>
+            </w:hyperlink>
           </w:p>
         </w:tc>
         <w:tc>
